--- a/klagomålsmail/A 21853-2022 FSC-klagomål mail.docx
+++ b/klagomålsmail/A 21853-2022 FSC-klagomål mail.docx
@@ -11,7 +11,7 @@
     </w:p>
     <w:p>
       <w:r>
-        <w:t>Vi vill informera om att det i avverkningsanmälan A 21853-2022 i Nacka kommun har hittats 17 naturvårdsarter varav 7 är rödlistade.</w:t>
+        <w:t>Vi vill informera om att det i avverkningsanmälan A 21853-2022 i Nacka kommun har hittats 18 naturvårdsarter varav 8 är rödlistade.</w:t>
       </w:r>
     </w:p>
     <w:p>

--- a/klagomålsmail/A 21853-2022 FSC-klagomål mail.docx
+++ b/klagomålsmail/A 21853-2022 FSC-klagomål mail.docx
@@ -11,7 +11,7 @@
     </w:p>
     <w:p>
       <w:r>
-        <w:t>Vi vill informera om att det i avverkningsanmälan A 21853-2022 i Nacka kommun har hittats 18 naturvårdsarter varav 8 är rödlistade.</w:t>
+        <w:t>Vi vill informera om att det i och inom 19 meter från avverkningsanmälan A 21853-2022 i Nacka kommun har hittats 24 naturvårdsarter varav 11 är rödlistade.</w:t>
       </w:r>
     </w:p>
     <w:p>
